--- a/compliance/22_Data_Processing_Agreement_TEMPLATE.docx
+++ b/compliance/22_Data_Processing_Agreement_TEMPLATE.docx
@@ -232,7 +232,7 @@
           <w:b/>
           <w:sz w:val="21"/>
         </w:rPr>
-        <w:t>`[Cohort Logic entity — confirm PBC/LLC]`</w:t>
+        <w:t>Cohort Logic, LLC</w:t>
       </w:r>
       <w:r>
         <w:rPr>
